--- a/docs/Raft and Go - Comprehensive Documentation.docx
+++ b/docs/Raft and Go - Comprehensive Documentation.docx
@@ -51,7 +51,7 @@
         <w:t xml:space="preserve"> </w:t>
       </w:r>
       <w:r>
-        <w:t xml:space="preserve">Raft KV Store in Go with HTTP Transport and Docker</w:t>
+        <w:t xml:space="preserve">Raft KV Store in Go with gRPC/Protobuf Transport and Docker</w:t>
       </w:r>
     </w:p>
     <w:p>
@@ -3818,7 +3818,7 @@
               <w:pStyle w:val="Compact"/>
             </w:pPr>
             <w:r>
-              <w:t xml:space="preserve">Listens for incoming Raft RPC HTTP requests</w:t>
+              <w:t xml:space="preserve">Listens for incoming Raft gRPC requests (protobuf over HTTP/2)</w:t>
             </w:r>
           </w:p>
         </w:tc>
@@ -8178,13 +8178,13 @@
         <w:rPr>
           <w:rStyle w:val="VerbatimChar"/>
         </w:rPr>
-        <w:t xml:space="preserve">HTTPTransport</w:t>
-      </w:r>
-      <w:r>
-        <w:t xml:space="preserve"> </w:t>
-      </w:r>
-      <w:r>
-        <w:t xml:space="preserve">in Docker (real JSON over HTTP)</w:t>
+        <w:t xml:space="preserve">GRPCTransport</w:t>
+      </w:r>
+      <w:r>
+        <w:t xml:space="preserve"> </w:t>
+      </w:r>
+      <w:r>
+        <w:t xml:space="preserve">in Docker (protobuf messages over HTTP/2 gRPC)</w:t>
       </w:r>
       <w:r>
         <w:t xml:space="preserve"> </w:t>
@@ -8213,7 +8213,22 @@
         <w:pStyle w:val="BodyText"/>
       </w:pPr>
       <w:r>
-        <w:t xml:space="preserve">The node doesn’t know or care which transport it has. Tests run 1000x faster because there’s no actual network overhead.</w:t>
+        <w:t xml:space="preserve">The node doesn’t know or care which transport it has — it only calls the</w:t>
+      </w:r>
+      <w:r>
+        <w:t xml:space="preserve"> </w:t>
+      </w:r>
+      <w:r>
+        <w:rPr>
+          <w:rStyle w:val="VerbatimChar"/>
+        </w:rPr>
+        <w:t xml:space="preserve">Transport</w:t>
+      </w:r>
+      <w:r>
+        <w:t xml:space="preserve"> </w:t>
+      </w:r>
+      <w:r>
+        <w:t xml:space="preserve">interface. Tests run 1000x faster because there’s no actual network overhead. Swapping HTTP/JSON for gRPC required zero changes to the Raft core.</w:t>
       </w:r>
     </w:p>
     <w:p>
@@ -8711,7 +8726,7 @@
         <w:t xml:space="preserve"> </w:t>
       </w:r>
       <w:r>
-        <w:t xml:space="preserve">creates a context that automatically cancels after the deadline. The HTTP client respects this — if the RPC takes longer than 50ms,</w:t>
+        <w:t xml:space="preserve">creates a context that automatically cancels after the deadline. The gRPC client respects this — if the RPC takes longer than the deadline,</w:t>
       </w:r>
       <w:r>
         <w:t xml:space="preserve"> </w:t>
@@ -8747,13 +8762,13 @@
       </w:r>
     </w:p>
     <w:bookmarkEnd w:id="55"/>
-    <w:bookmarkStart w:id="56" w:name="encoding-gob-and-json"/>
+    <w:bookmarkStart w:id="56" w:name="encoding-gob-protobuf-and-json"/>
     <w:p>
       <w:pPr>
         <w:pStyle w:val="Heading2"/>
       </w:pPr>
       <w:r>
-        <w:t xml:space="preserve">4.9 Encoding: Gob and JSON</w:t>
+        <w:t xml:space="preserve">4.9 Encoding: Gob, Protobuf, and JSON</w:t>
       </w:r>
     </w:p>
     <w:p>
@@ -8970,13 +8985,512 @@
           <w:b/>
           <w:bCs/>
         </w:rPr>
+        <w:t xml:space="preserve">Protobuf</w:t>
+      </w:r>
+      <w:r>
+        <w:t xml:space="preserve"> </w:t>
+      </w:r>
+      <w:r>
+        <w:t xml:space="preserve">— for Raft RPCs between nodes (gRPC transport):</w:t>
+      </w:r>
+    </w:p>
+    <w:p>
+      <w:pPr>
+        <w:pStyle w:val="SourceCode"/>
+      </w:pPr>
+      <w:r>
+        <w:rPr>
+          <w:rStyle w:val="CommentTok"/>
+        </w:rPr>
+        <w:t xml:space="preserve">// Defined once in proto/raft.proto</w:t>
+      </w:r>
+      <w:r>
+        <w:br/>
+      </w:r>
+      <w:r>
+        <w:rPr>
+          <w:rStyle w:val="NormalTok"/>
+        </w:rPr>
+        <w:t xml:space="preserve">message AppendEntriesArgs </w:t>
+      </w:r>
+      <w:r>
+        <w:rPr>
+          <w:rStyle w:val="OperatorTok"/>
+        </w:rPr>
+        <w:t xml:space="preserve">{</w:t>
+      </w:r>
+      <w:r>
+        <w:br/>
+      </w:r>
+      <w:r>
+        <w:rPr>
+          <w:rStyle w:val="NormalTok"/>
+        </w:rPr>
+        <w:t xml:space="preserve">    </w:t>
+      </w:r>
+      <w:r>
+        <w:rPr>
+          <w:rStyle w:val="DataTypeTok"/>
+        </w:rPr>
+        <w:t xml:space="preserve">uint64</w:t>
+      </w:r>
+      <w:r>
+        <w:rPr>
+          <w:rStyle w:val="NormalTok"/>
+        </w:rPr>
+        <w:t xml:space="preserve"> term    </w:t>
+      </w:r>
+      <w:r>
+        <w:rPr>
+          <w:rStyle w:val="OperatorTok"/>
+        </w:rPr>
+        <w:t xml:space="preserve">=</w:t>
+      </w:r>
+      <w:r>
+        <w:rPr>
+          <w:rStyle w:val="NormalTok"/>
+        </w:rPr>
+        <w:t xml:space="preserve"> </w:t>
+      </w:r>
+      <w:r>
+        <w:rPr>
+          <w:rStyle w:val="DecValTok"/>
+        </w:rPr>
+        <w:t xml:space="preserve">1</w:t>
+      </w:r>
+      <w:r>
+        <w:rPr>
+          <w:rStyle w:val="OperatorTok"/>
+        </w:rPr>
+        <w:t xml:space="preserve">;</w:t>
+      </w:r>
+      <w:r>
+        <w:br/>
+      </w:r>
+      <w:r>
+        <w:rPr>
+          <w:rStyle w:val="NormalTok"/>
+        </w:rPr>
+        <w:t xml:space="preserve">    </w:t>
+      </w:r>
+      <w:r>
+        <w:rPr>
+          <w:rStyle w:val="DataTypeTok"/>
+        </w:rPr>
+        <w:t xml:space="preserve">string</w:t>
+      </w:r>
+      <w:r>
+        <w:rPr>
+          <w:rStyle w:val="NormalTok"/>
+        </w:rPr>
+        <w:t xml:space="preserve"> leader_id </w:t>
+      </w:r>
+      <w:r>
+        <w:rPr>
+          <w:rStyle w:val="OperatorTok"/>
+        </w:rPr>
+        <w:t xml:space="preserve">=</w:t>
+      </w:r>
+      <w:r>
+        <w:rPr>
+          <w:rStyle w:val="NormalTok"/>
+        </w:rPr>
+        <w:t xml:space="preserve"> </w:t>
+      </w:r>
+      <w:r>
+        <w:rPr>
+          <w:rStyle w:val="DecValTok"/>
+        </w:rPr>
+        <w:t xml:space="preserve">2</w:t>
+      </w:r>
+      <w:r>
+        <w:rPr>
+          <w:rStyle w:val="OperatorTok"/>
+        </w:rPr>
+        <w:t xml:space="preserve">;</w:t>
+      </w:r>
+      <w:r>
+        <w:br/>
+      </w:r>
+      <w:r>
+        <w:rPr>
+          <w:rStyle w:val="NormalTok"/>
+        </w:rPr>
+        <w:t xml:space="preserve">    </w:t>
+      </w:r>
+      <w:r>
+        <w:rPr>
+          <w:rStyle w:val="OperatorTok"/>
+        </w:rPr>
+        <w:t xml:space="preserve">...</w:t>
+      </w:r>
+      <w:r>
+        <w:br/>
+      </w:r>
+      <w:r>
+        <w:rPr>
+          <w:rStyle w:val="OperatorTok"/>
+        </w:rPr>
+        <w:t xml:space="preserve">}</w:t>
+      </w:r>
+      <w:r>
+        <w:br/>
+      </w:r>
+      <w:r>
+        <w:br/>
+      </w:r>
+      <w:r>
+        <w:rPr>
+          <w:rStyle w:val="CommentTok"/>
+        </w:rPr>
+        <w:t xml:space="preserve">// Generated code handles serialization automatically</w:t>
+      </w:r>
+      <w:r>
+        <w:br/>
+      </w:r>
+      <w:r>
+        <w:rPr>
+          <w:rStyle w:val="CommentTok"/>
+        </w:rPr>
+        <w:t xml:space="preserve">// In transport_grpc.go — client side:</w:t>
+      </w:r>
+      <w:r>
+        <w:br/>
+      </w:r>
+      <w:r>
+        <w:rPr>
+          <w:rStyle w:val="NormalTok"/>
+        </w:rPr>
+        <w:t xml:space="preserve">pb</w:t>
+      </w:r>
+      <w:r>
+        <w:rPr>
+          <w:rStyle w:val="OperatorTok"/>
+        </w:rPr>
+        <w:t xml:space="preserve">.</w:t>
+      </w:r>
+      <w:r>
+        <w:rPr>
+          <w:rStyle w:val="NormalTok"/>
+        </w:rPr>
+        <w:t xml:space="preserve">NewRaftClient</w:t>
+      </w:r>
+      <w:r>
+        <w:rPr>
+          <w:rStyle w:val="OperatorTok"/>
+        </w:rPr>
+        <w:t xml:space="preserve">(</w:t>
+      </w:r>
+      <w:r>
+        <w:rPr>
+          <w:rStyle w:val="NormalTok"/>
+        </w:rPr>
+        <w:t xml:space="preserve">conn</w:t>
+      </w:r>
+      <w:r>
+        <w:rPr>
+          <w:rStyle w:val="OperatorTok"/>
+        </w:rPr>
+        <w:t xml:space="preserve">).</w:t>
+      </w:r>
+      <w:r>
+        <w:rPr>
+          <w:rStyle w:val="NormalTok"/>
+        </w:rPr>
+        <w:t xml:space="preserve">AppendEntries</w:t>
+      </w:r>
+      <w:r>
+        <w:rPr>
+          <w:rStyle w:val="OperatorTok"/>
+        </w:rPr>
+        <w:t xml:space="preserve">(</w:t>
+      </w:r>
+      <w:r>
+        <w:rPr>
+          <w:rStyle w:val="NormalTok"/>
+        </w:rPr>
+        <w:t xml:space="preserve">ctx</w:t>
+      </w:r>
+      <w:r>
+        <w:rPr>
+          <w:rStyle w:val="OperatorTok"/>
+        </w:rPr>
+        <w:t xml:space="preserve">,</w:t>
+      </w:r>
+      <w:r>
+        <w:rPr>
+          <w:rStyle w:val="NormalTok"/>
+        </w:rPr>
+        <w:t xml:space="preserve"> </w:t>
+      </w:r>
+      <w:r>
+        <w:rPr>
+          <w:rStyle w:val="OperatorTok"/>
+        </w:rPr>
+        <w:t xml:space="preserve">&amp;</w:t>
+      </w:r>
+      <w:r>
+        <w:rPr>
+          <w:rStyle w:val="NormalTok"/>
+        </w:rPr>
+        <w:t xml:space="preserve">pb</w:t>
+      </w:r>
+      <w:r>
+        <w:rPr>
+          <w:rStyle w:val="OperatorTok"/>
+        </w:rPr>
+        <w:t xml:space="preserve">.</w:t>
+      </w:r>
+      <w:r>
+        <w:rPr>
+          <w:rStyle w:val="NormalTok"/>
+        </w:rPr>
+        <w:t xml:space="preserve">AppendEntriesArgs</w:t>
+      </w:r>
+      <w:r>
+        <w:rPr>
+          <w:rStyle w:val="OperatorTok"/>
+        </w:rPr>
+        <w:t xml:space="preserve">{...})</w:t>
+      </w:r>
+      <w:r>
+        <w:br/>
+      </w:r>
+      <w:r>
+        <w:br/>
+      </w:r>
+      <w:r>
+        <w:rPr>
+          <w:rStyle w:val="CommentTok"/>
+        </w:rPr>
+        <w:t xml:space="preserve">// In transport_grpc.go — server side (grpcHandler):</w:t>
+      </w:r>
+      <w:r>
+        <w:br/>
+      </w:r>
+      <w:r>
+        <w:rPr>
+          <w:rStyle w:val="KeywordTok"/>
+        </w:rPr>
+        <w:t xml:space="preserve">func</w:t>
+      </w:r>
+      <w:r>
+        <w:rPr>
+          <w:rStyle w:val="NormalTok"/>
+        </w:rPr>
+        <w:t xml:space="preserve"> </w:t>
+      </w:r>
+      <w:r>
+        <w:rPr>
+          <w:rStyle w:val="OperatorTok"/>
+        </w:rPr>
+        <w:t xml:space="preserve">(</w:t>
+      </w:r>
+      <w:r>
+        <w:rPr>
+          <w:rStyle w:val="NormalTok"/>
+        </w:rPr>
+        <w:t xml:space="preserve">h </w:t>
+      </w:r>
+      <w:r>
+        <w:rPr>
+          <w:rStyle w:val="OperatorTok"/>
+        </w:rPr>
+        <w:t xml:space="preserve">*</w:t>
+      </w:r>
+      <w:r>
+        <w:rPr>
+          <w:rStyle w:val="NormalTok"/>
+        </w:rPr>
+        <w:t xml:space="preserve">grpcHandler</w:t>
+      </w:r>
+      <w:r>
+        <w:rPr>
+          <w:rStyle w:val="OperatorTok"/>
+        </w:rPr>
+        <w:t xml:space="preserve">)</w:t>
+      </w:r>
+      <w:r>
+        <w:rPr>
+          <w:rStyle w:val="NormalTok"/>
+        </w:rPr>
+        <w:t xml:space="preserve"> AppendEntries</w:t>
+      </w:r>
+      <w:r>
+        <w:rPr>
+          <w:rStyle w:val="OperatorTok"/>
+        </w:rPr>
+        <w:t xml:space="preserve">(</w:t>
+      </w:r>
+      <w:r>
+        <w:rPr>
+          <w:rStyle w:val="NormalTok"/>
+        </w:rPr>
+        <w:t xml:space="preserve">_ context</w:t>
+      </w:r>
+      <w:r>
+        <w:rPr>
+          <w:rStyle w:val="OperatorTok"/>
+        </w:rPr>
+        <w:t xml:space="preserve">.</w:t>
+      </w:r>
+      <w:r>
+        <w:rPr>
+          <w:rStyle w:val="NormalTok"/>
+        </w:rPr>
+        <w:t xml:space="preserve">Context</w:t>
+      </w:r>
+      <w:r>
+        <w:rPr>
+          <w:rStyle w:val="OperatorTok"/>
+        </w:rPr>
+        <w:t xml:space="preserve">,</w:t>
+      </w:r>
+      <w:r>
+        <w:rPr>
+          <w:rStyle w:val="NormalTok"/>
+        </w:rPr>
+        <w:t xml:space="preserve"> req </w:t>
+      </w:r>
+      <w:r>
+        <w:rPr>
+          <w:rStyle w:val="OperatorTok"/>
+        </w:rPr>
+        <w:t xml:space="preserve">*</w:t>
+      </w:r>
+      <w:r>
+        <w:rPr>
+          <w:rStyle w:val="NormalTok"/>
+        </w:rPr>
+        <w:t xml:space="preserve">pb</w:t>
+      </w:r>
+      <w:r>
+        <w:rPr>
+          <w:rStyle w:val="OperatorTok"/>
+        </w:rPr>
+        <w:t xml:space="preserve">.</w:t>
+      </w:r>
+      <w:r>
+        <w:rPr>
+          <w:rStyle w:val="NormalTok"/>
+        </w:rPr>
+        <w:t xml:space="preserve">AppendEntriesArgs</w:t>
+      </w:r>
+      <w:r>
+        <w:rPr>
+          <w:rStyle w:val="OperatorTok"/>
+        </w:rPr>
+        <w:t xml:space="preserve">)</w:t>
+      </w:r>
+      <w:r>
+        <w:rPr>
+          <w:rStyle w:val="NormalTok"/>
+        </w:rPr>
+        <w:t xml:space="preserve"> </w:t>
+      </w:r>
+      <w:r>
+        <w:rPr>
+          <w:rStyle w:val="OperatorTok"/>
+        </w:rPr>
+        <w:t xml:space="preserve">(*</w:t>
+      </w:r>
+      <w:r>
+        <w:rPr>
+          <w:rStyle w:val="NormalTok"/>
+        </w:rPr>
+        <w:t xml:space="preserve">pb</w:t>
+      </w:r>
+      <w:r>
+        <w:rPr>
+          <w:rStyle w:val="OperatorTok"/>
+        </w:rPr>
+        <w:t xml:space="preserve">.</w:t>
+      </w:r>
+      <w:r>
+        <w:rPr>
+          <w:rStyle w:val="NormalTok"/>
+        </w:rPr>
+        <w:t xml:space="preserve">AppendEntriesReply</w:t>
+      </w:r>
+      <w:r>
+        <w:rPr>
+          <w:rStyle w:val="OperatorTok"/>
+        </w:rPr>
+        <w:t xml:space="preserve">,</w:t>
+      </w:r>
+      <w:r>
+        <w:rPr>
+          <w:rStyle w:val="NormalTok"/>
+        </w:rPr>
+        <w:t xml:space="preserve"> </w:t>
+      </w:r>
+      <w:r>
+        <w:rPr>
+          <w:rStyle w:val="DataTypeTok"/>
+        </w:rPr>
+        <w:t xml:space="preserve">error</w:t>
+      </w:r>
+      <w:r>
+        <w:rPr>
+          <w:rStyle w:val="OperatorTok"/>
+        </w:rPr>
+        <w:t xml:space="preserve">)</w:t>
+      </w:r>
+    </w:p>
+    <w:p>
+      <w:pPr>
+        <w:pStyle w:val="FirstParagraph"/>
+      </w:pPr>
+      <w:r>
+        <w:t xml:space="preserve">Protobuf is used for inter-node RPCs because it produces compact binary messages (~3x smaller than JSON), serializes/deserializes faster, and travels over HTTP/2 (multiplexed, persistent connections). The schema is defined once in</w:t>
+      </w:r>
+      <w:r>
+        <w:t xml:space="preserve"> </w:t>
+      </w:r>
+      <w:r>
+        <w:rPr>
+          <w:rStyle w:val="VerbatimChar"/>
+        </w:rPr>
+        <w:t xml:space="preserve">raft.proto</w:t>
+      </w:r>
+      <w:r>
+        <w:t xml:space="preserve"> </w:t>
+      </w:r>
+      <w:r>
+        <w:t xml:space="preserve">and</w:t>
+      </w:r>
+      <w:r>
+        <w:t xml:space="preserve"> </w:t>
+      </w:r>
+      <w:r>
+        <w:rPr>
+          <w:rStyle w:val="VerbatimChar"/>
+        </w:rPr>
+        <w:t xml:space="preserve">protoc</w:t>
+      </w:r>
+      <w:r>
+        <w:t xml:space="preserve"> </w:t>
+      </w:r>
+      <w:r>
+        <w:t xml:space="preserve">generates all the boilerplate.</w:t>
+      </w:r>
+    </w:p>
+    <w:p>
+      <w:pPr>
+        <w:pStyle w:val="BodyText"/>
+      </w:pPr>
+      <w:r>
+        <w:rPr>
+          <w:b/>
+          <w:bCs/>
+        </w:rPr>
         <w:t xml:space="preserve">JSON</w:t>
       </w:r>
       <w:r>
         <w:t xml:space="preserve"> </w:t>
       </w:r>
       <w:r>
-        <w:t xml:space="preserve">— for Raft RPCs over HTTP:</w:t>
+        <w:t xml:space="preserve">— for the KVStore HTTP API (clients only):</w:t>
       </w:r>
     </w:p>
     <w:p>
@@ -8987,7 +9501,7 @@
         <w:rPr>
           <w:rStyle w:val="CommentTok"/>
         </w:rPr>
-        <w:t xml:space="preserve">// In HTTP handler (server side)</w:t>
+        <w:t xml:space="preserve">// Status endpoint</w:t>
       </w:r>
       <w:r>
         <w:br/>
@@ -9008,6 +9522,213 @@
         <w:rPr>
           <w:rStyle w:val="NormalTok"/>
         </w:rPr>
+        <w:t xml:space="preserve">NewEncoder</w:t>
+      </w:r>
+      <w:r>
+        <w:rPr>
+          <w:rStyle w:val="OperatorTok"/>
+        </w:rPr>
+        <w:t xml:space="preserve">(</w:t>
+      </w:r>
+      <w:r>
+        <w:rPr>
+          <w:rStyle w:val="NormalTok"/>
+        </w:rPr>
+        <w:t xml:space="preserve">w</w:t>
+      </w:r>
+      <w:r>
+        <w:rPr>
+          <w:rStyle w:val="OperatorTok"/>
+        </w:rPr>
+        <w:t xml:space="preserve">).</w:t>
+      </w:r>
+      <w:r>
+        <w:rPr>
+          <w:rStyle w:val="NormalTok"/>
+        </w:rPr>
+        <w:t xml:space="preserve">Encode</w:t>
+      </w:r>
+      <w:r>
+        <w:rPr>
+          <w:rStyle w:val="OperatorTok"/>
+        </w:rPr>
+        <w:t xml:space="preserve">(</w:t>
+      </w:r>
+      <w:r>
+        <w:rPr>
+          <w:rStyle w:val="KeywordTok"/>
+        </w:rPr>
+        <w:t xml:space="preserve">map</w:t>
+      </w:r>
+      <w:r>
+        <w:rPr>
+          <w:rStyle w:val="OperatorTok"/>
+        </w:rPr>
+        <w:t xml:space="preserve">[</w:t>
+      </w:r>
+      <w:r>
+        <w:rPr>
+          <w:rStyle w:val="DataTypeTok"/>
+        </w:rPr>
+        <w:t xml:space="preserve">string</w:t>
+      </w:r>
+      <w:r>
+        <w:rPr>
+          <w:rStyle w:val="OperatorTok"/>
+        </w:rPr>
+        <w:t xml:space="preserve">]</w:t>
+      </w:r>
+      <w:r>
+        <w:rPr>
+          <w:rStyle w:val="KeywordTok"/>
+        </w:rPr>
+        <w:t xml:space="preserve">interface</w:t>
+      </w:r>
+      <w:r>
+        <w:rPr>
+          <w:rStyle w:val="OperatorTok"/>
+        </w:rPr>
+        <w:t xml:space="preserve">{}{</w:t>
+      </w:r>
+      <w:r>
+        <w:br/>
+      </w:r>
+      <w:r>
+        <w:rPr>
+          <w:rStyle w:val="NormalTok"/>
+        </w:rPr>
+        <w:t xml:space="preserve">    </w:t>
+      </w:r>
+      <w:r>
+        <w:rPr>
+          <w:rStyle w:val="StringTok"/>
+        </w:rPr>
+        <w:t xml:space="preserve">"node_id"</w:t>
+      </w:r>
+      <w:r>
+        <w:rPr>
+          <w:rStyle w:val="OperatorTok"/>
+        </w:rPr>
+        <w:t xml:space="preserve">:</w:t>
+      </w:r>
+      <w:r>
+        <w:rPr>
+          <w:rStyle w:val="NormalTok"/>
+        </w:rPr>
+        <w:t xml:space="preserve"> nodeID</w:t>
+      </w:r>
+      <w:r>
+        <w:rPr>
+          <w:rStyle w:val="OperatorTok"/>
+        </w:rPr>
+        <w:t xml:space="preserve">,</w:t>
+      </w:r>
+      <w:r>
+        <w:rPr>
+          <w:rStyle w:val="NormalTok"/>
+        </w:rPr>
+        <w:t xml:space="preserve"> </w:t>
+      </w:r>
+      <w:r>
+        <w:rPr>
+          <w:rStyle w:val="StringTok"/>
+        </w:rPr>
+        <w:t xml:space="preserve">"state"</w:t>
+      </w:r>
+      <w:r>
+        <w:rPr>
+          <w:rStyle w:val="OperatorTok"/>
+        </w:rPr>
+        <w:t xml:space="preserve">:</w:t>
+      </w:r>
+      <w:r>
+        <w:rPr>
+          <w:rStyle w:val="NormalTok"/>
+        </w:rPr>
+        <w:t xml:space="preserve"> node</w:t>
+      </w:r>
+      <w:r>
+        <w:rPr>
+          <w:rStyle w:val="OperatorTok"/>
+        </w:rPr>
+        <w:t xml:space="preserve">.</w:t>
+      </w:r>
+      <w:r>
+        <w:rPr>
+          <w:rStyle w:val="NormalTok"/>
+        </w:rPr>
+        <w:t xml:space="preserve">State</w:t>
+      </w:r>
+      <w:r>
+        <w:rPr>
+          <w:rStyle w:val="OperatorTok"/>
+        </w:rPr>
+        <w:t xml:space="preserve">().</w:t>
+      </w:r>
+      <w:r>
+        <w:rPr>
+          <w:rStyle w:val="NormalTok"/>
+        </w:rPr>
+        <w:t xml:space="preserve">String</w:t>
+      </w:r>
+      <w:r>
+        <w:rPr>
+          <w:rStyle w:val="OperatorTok"/>
+        </w:rPr>
+        <w:t xml:space="preserve">(),</w:t>
+      </w:r>
+      <w:r>
+        <w:rPr>
+          <w:rStyle w:val="NormalTok"/>
+        </w:rPr>
+        <w:t xml:space="preserve"> </w:t>
+      </w:r>
+      <w:r>
+        <w:rPr>
+          <w:rStyle w:val="OperatorTok"/>
+        </w:rPr>
+        <w:t xml:space="preserve">...</w:t>
+      </w:r>
+      <w:r>
+        <w:br/>
+      </w:r>
+      <w:r>
+        <w:rPr>
+          <w:rStyle w:val="OperatorTok"/>
+        </w:rPr>
+        <w:t xml:space="preserve">})</w:t>
+      </w:r>
+      <w:r>
+        <w:br/>
+      </w:r>
+      <w:r>
+        <w:br/>
+      </w:r>
+      <w:r>
+        <w:rPr>
+          <w:rStyle w:val="CommentTok"/>
+        </w:rPr>
+        <w:t xml:space="preserve">// Admin endpoints</w:t>
+      </w:r>
+      <w:r>
+        <w:br/>
+      </w:r>
+      <w:r>
+        <w:rPr>
+          <w:rStyle w:val="NormalTok"/>
+        </w:rPr>
+        <w:t xml:space="preserve">json</w:t>
+      </w:r>
+      <w:r>
+        <w:rPr>
+          <w:rStyle w:val="OperatorTok"/>
+        </w:rPr>
+        <w:t xml:space="preserve">.</w:t>
+      </w:r>
+      <w:r>
+        <w:rPr>
+          <w:rStyle w:val="NormalTok"/>
+        </w:rPr>
         <w:t xml:space="preserve">NewDecoder</w:t>
       </w:r>
       <w:r>
@@ -9056,7 +9777,7 @@
         <w:rPr>
           <w:rStyle w:val="NormalTok"/>
         </w:rPr>
-        <w:t xml:space="preserve">args</w:t>
+        <w:t xml:space="preserve">req</w:t>
       </w:r>
       <w:r>
         <w:rPr>
@@ -9064,163 +9785,41 @@
         </w:rPr>
         <w:t xml:space="preserve">)</w:t>
       </w:r>
-      <w:r>
-        <w:br/>
-      </w:r>
-      <w:r>
-        <w:rPr>
-          <w:rStyle w:val="NormalTok"/>
-        </w:rPr>
-        <w:t xml:space="preserve">json</w:t>
-      </w:r>
-      <w:r>
-        <w:rPr>
-          <w:rStyle w:val="OperatorTok"/>
-        </w:rPr>
-        <w:t xml:space="preserve">.</w:t>
-      </w:r>
-      <w:r>
-        <w:rPr>
-          <w:rStyle w:val="NormalTok"/>
-        </w:rPr>
-        <w:t xml:space="preserve">NewEncoder</w:t>
-      </w:r>
-      <w:r>
-        <w:rPr>
-          <w:rStyle w:val="OperatorTok"/>
-        </w:rPr>
-        <w:t xml:space="preserve">(</w:t>
-      </w:r>
-      <w:r>
-        <w:rPr>
-          <w:rStyle w:val="NormalTok"/>
-        </w:rPr>
-        <w:t xml:space="preserve">w</w:t>
-      </w:r>
-      <w:r>
-        <w:rPr>
-          <w:rStyle w:val="OperatorTok"/>
-        </w:rPr>
-        <w:t xml:space="preserve">).</w:t>
-      </w:r>
-      <w:r>
-        <w:rPr>
-          <w:rStyle w:val="NormalTok"/>
-        </w:rPr>
-        <w:t xml:space="preserve">Encode</w:t>
-      </w:r>
-      <w:r>
-        <w:rPr>
-          <w:rStyle w:val="OperatorTok"/>
-        </w:rPr>
-        <w:t xml:space="preserve">(</w:t>
-      </w:r>
-      <w:r>
-        <w:rPr>
-          <w:rStyle w:val="NormalTok"/>
-        </w:rPr>
-        <w:t xml:space="preserve">reply</w:t>
-      </w:r>
-      <w:r>
-        <w:rPr>
-          <w:rStyle w:val="OperatorTok"/>
-        </w:rPr>
-        <w:t xml:space="preserve">)</w:t>
-      </w:r>
-      <w:r>
-        <w:br/>
-      </w:r>
-      <w:r>
-        <w:br/>
-      </w:r>
-      <w:r>
-        <w:rPr>
-          <w:rStyle w:val="CommentTok"/>
-        </w:rPr>
-        <w:t xml:space="preserve">// In transport client side</w:t>
-      </w:r>
-      <w:r>
-        <w:br/>
-      </w:r>
-      <w:r>
-        <w:rPr>
-          <w:rStyle w:val="NormalTok"/>
-        </w:rPr>
-        <w:t xml:space="preserve">json</w:t>
-      </w:r>
-      <w:r>
-        <w:rPr>
-          <w:rStyle w:val="OperatorTok"/>
-        </w:rPr>
-        <w:t xml:space="preserve">.</w:t>
-      </w:r>
-      <w:r>
-        <w:rPr>
-          <w:rStyle w:val="NormalTok"/>
-        </w:rPr>
-        <w:t xml:space="preserve">Marshal</w:t>
-      </w:r>
-      <w:r>
-        <w:rPr>
-          <w:rStyle w:val="OperatorTok"/>
-        </w:rPr>
-        <w:t xml:space="preserve">(</w:t>
-      </w:r>
-      <w:r>
-        <w:rPr>
-          <w:rStyle w:val="NormalTok"/>
-        </w:rPr>
-        <w:t xml:space="preserve">body</w:t>
-      </w:r>
-      <w:r>
-        <w:rPr>
-          <w:rStyle w:val="OperatorTok"/>
-        </w:rPr>
-        <w:t xml:space="preserve">)</w:t>
-      </w:r>
-      <w:r>
-        <w:rPr>
-          <w:rStyle w:val="NormalTok"/>
-        </w:rPr>
-        <w:t xml:space="preserve"> → HTTP POST → json</w:t>
-      </w:r>
-      <w:r>
-        <w:rPr>
-          <w:rStyle w:val="OperatorTok"/>
-        </w:rPr>
-        <w:t xml:space="preserve">.</w:t>
-      </w:r>
-      <w:r>
-        <w:rPr>
-          <w:rStyle w:val="NormalTok"/>
-        </w:rPr>
-        <w:t xml:space="preserve">Decode</w:t>
-      </w:r>
-      <w:r>
-        <w:rPr>
-          <w:rStyle w:val="OperatorTok"/>
-        </w:rPr>
-        <w:t xml:space="preserve">(</w:t>
-      </w:r>
-      <w:r>
-        <w:rPr>
-          <w:rStyle w:val="NormalTok"/>
-        </w:rPr>
-        <w:t xml:space="preserve">reply</w:t>
-      </w:r>
-      <w:r>
-        <w:rPr>
-          <w:rStyle w:val="OperatorTok"/>
-        </w:rPr>
-        <w:t xml:space="preserve">)</w:t>
-      </w:r>
     </w:p>
     <w:p>
       <w:pPr>
         <w:pStyle w:val="FirstParagraph"/>
       </w:pPr>
       <w:r>
-        <w:t xml:space="preserve">JSON is used for RPCs because it’s human-readable (useful for debugging) and language-agnostic (could add a non-Go client).</w:t>
+        <w:t xml:space="preserve">JSON is used for the client-facing HTTP API because it’s human-readable, works with</w:t>
+      </w:r>
+      <w:r>
+        <w:t xml:space="preserve"> </w:t>
+      </w:r>
+      <w:r>
+        <w:rPr>
+          <w:rStyle w:val="VerbatimChar"/>
+        </w:rPr>
+        <w:t xml:space="preserve">curl</w:t>
+      </w:r>
+      <w:r>
+        <w:t xml:space="preserve">, and browsers can consume it. It is</w:t>
+      </w:r>
+      <w:r>
+        <w:t xml:space="preserve"> </w:t>
+      </w:r>
+      <w:r>
+        <w:rPr>
+          <w:b/>
+          <w:bCs/>
+        </w:rPr>
+        <w:t xml:space="preserve">not</w:t>
+      </w:r>
+      <w:r>
+        <w:t xml:space="preserve"> </w:t>
+      </w:r>
+      <w:r>
+        <w:t xml:space="preserve">used for Raft inter-node RPCs.</w:t>
       </w:r>
     </w:p>
     <w:p>
@@ -9348,7 +9947,16 @@
         <w:rPr>
           <w:rStyle w:val="VerbatimChar"/>
         </w:rPr>
-        <w:t xml:space="preserve">  transport_http.go         — HTTPTransport — JSON over HTTP</w:t>
+        <w:t xml:space="preserve">  transport_grpc.go         — GRPCTransport — protobuf over HTTP/2 (production)</w:t>
+      </w:r>
+      <w:r>
+        <w:br/>
+      </w:r>
+      <w:r>
+        <w:rPr>
+          <w:rStyle w:val="VerbatimChar"/>
+        </w:rPr>
+        <w:t xml:space="preserve">  transport_http.go         — HTTPTransport — JSON over HTTP (legacy, kept for reference)</w:t>
       </w:r>
       <w:r>
         <w:br/>
@@ -9367,6 +9975,45 @@
           <w:rStyle w:val="VerbatimChar"/>
         </w:rPr>
         <w:t xml:space="preserve">  state_machine.go          — StateMachine interface</w:t>
+      </w:r>
+      <w:r>
+        <w:br/>
+      </w:r>
+      <w:r>
+        <w:br/>
+      </w:r>
+      <w:r>
+        <w:rPr>
+          <w:rStyle w:val="VerbatimChar"/>
+        </w:rPr>
+        <w:t xml:space="preserve">proto/</w:t>
+      </w:r>
+      <w:r>
+        <w:br/>
+      </w:r>
+      <w:r>
+        <w:rPr>
+          <w:rStyle w:val="VerbatimChar"/>
+        </w:rPr>
+        <w:t xml:space="preserve">  raft.proto                — gRPC service + message definitions (source of truth)</w:t>
+      </w:r>
+      <w:r>
+        <w:br/>
+      </w:r>
+      <w:r>
+        <w:rPr>
+          <w:rStyle w:val="VerbatimChar"/>
+        </w:rPr>
+        <w:t xml:space="preserve">  raft.pb.go                — generated protobuf message structs</w:t>
+      </w:r>
+      <w:r>
+        <w:br/>
+      </w:r>
+      <w:r>
+        <w:rPr>
+          <w:rStyle w:val="VerbatimChar"/>
+        </w:rPr>
+        <w:t xml:space="preserve">  raft_grpc.pb.go           — generated RaftClient + RaftServer interfaces</w:t>
       </w:r>
       <w:r>
         <w:br/>
@@ -15835,53 +16482,27 @@
               <w:pStyle w:val="Compact"/>
             </w:pPr>
             <w:r>
-              <w:t xml:space="preserve">RPC and HTTP traffic is plaintext</w:t>
-            </w:r>
-          </w:p>
-        </w:tc>
-        <w:tc>
-          <w:tcPr/>
-          <w:p>
-            <w:pPr>
-              <w:pStyle w:val="Compact"/>
-            </w:pPr>
-            <w:r>
-              <w:t xml:space="preserve">Mutual TLS on all Raft RPC channels</w:t>
-            </w:r>
-          </w:p>
-        </w:tc>
-      </w:tr>
-      <w:tr>
-        <w:tc>
-          <w:tcPr/>
-          <w:p>
-            <w:pPr>
-              <w:pStyle w:val="Compact"/>
-            </w:pPr>
-            <w:r>
-              <w:t xml:space="preserve">HTTP transport</w:t>
-            </w:r>
-          </w:p>
-        </w:tc>
-        <w:tc>
-          <w:tcPr/>
-          <w:p>
-            <w:pPr>
-              <w:pStyle w:val="Compact"/>
-            </w:pPr>
-            <w:r>
-              <w:t xml:space="preserve">JSON parsing overhead, no multiplexing</w:t>
-            </w:r>
-          </w:p>
-        </w:tc>
-        <w:tc>
-          <w:tcPr/>
-          <w:p>
-            <w:pPr>
-              <w:pStyle w:val="Compact"/>
-            </w:pPr>
-            <w:r>
-              <w:t xml:space="preserve">gRPC with protobuf for production</w:t>
+              <w:t xml:space="preserve">gRPC Raft RPCs and KVStore HTTP traffic are plaintext</w:t>
+            </w:r>
+          </w:p>
+        </w:tc>
+        <w:tc>
+          <w:tcPr/>
+          <w:p>
+            <w:pPr>
+              <w:pStyle w:val="Compact"/>
+            </w:pPr>
+            <w:r>
+              <w:t xml:space="preserve">Mutual TLS on gRPC (</w:t>
+            </w:r>
+            <w:r>
+              <w:rPr>
+                <w:rStyle w:val="VerbatimChar"/>
+              </w:rPr>
+              <w:t xml:space="preserve">grpc.WithTransportCredentials</w:t>
+            </w:r>
+            <w:r>
+              <w:t xml:space="preserve">), TLS on HTTP API</w:t>
             </w:r>
           </w:p>
         </w:tc>
